--- a/articulos/2026-09-08-educacion-comunitaria-relacion-tutora-sierra-norte-de-puebla.docx
+++ b/articulos/2026-09-08-educacion-comunitaria-relacion-tutora-sierra-norte-de-puebla.docx
@@ -132,25 +132,7 @@
         <w:jc w:val="both"/>
       </w:pPr>
       <w:r>
-        <w:t xml:space="preserve">El </w:t>
-      </w:r>
-      <w:r>
-        <w:rPr>
-          <w:b/>
-        </w:rPr>
-        <w:t xml:space="preserve">objetivo general</w:t>
-      </w:r>
-      <w:r>
-        <w:t xml:space="preserve"> de este artículo es analizar de qué manera la relación tutora, como núcleo pedagógico del modelo comunitario del CONAFE, configura las condiciones de pertinencia y continuidad del aprendizaje en las escuelas comunitarias multigrado del Totonacapan de la Sierra Norte de Puebla. Dado que el estudio adopta un enfoque cualitativo de carácter documental e interpretativo, no se plantea una hipótesis, sino la siguiente </w:t>
-      </w:r>
-      <w:r>
-        <w:rPr>
-          <w:b/>
-        </w:rPr>
-        <w:t xml:space="preserve">pregunta de investigación</w:t>
-      </w:r>
-      <w:r>
-        <w:t xml:space="preserve">: ¿de qué manera la relación tutora, entendida como núcleo pedagógico del modelo comunitario, configura las condiciones de pertinencia y continuidad del aprendizaje en las escuelas comunitarias multigrado del Totonacapan de la Sierra Norte de Puebla? Esta pregunta es el hilo que reaparece en las secciones de resultados, discusión y conclusiones. La relevancia del trabajo es doble. En el plano académico, aporta a un debate poco desarrollado sobre la relación tutora situada en contextos indígenas concretos, más allá de su descripción general. En el plano social, ofrece elementos para pensar la política educativa dirigida a las comunidades más pequeñas de la Sierra Norte, cuya población tiene el mismo derecho a una educación pertinente y sostenida que la de las cabeceras municipales.</w:t>
+        <w:t xml:space="preserve">El objetivo general de este artículo es analizar de qué manera la relación tutora, como núcleo pedagógico del modelo comunitario del CONAFE, configura las condiciones de pertinencia y continuidad del aprendizaje en las escuelas comunitarias multigrado del Totonacapan de la Sierra Norte de Puebla. Dado que el estudio adopta un enfoque cualitativo de carácter documental e interpretativo, no se plantea una hipótesis, sino la siguiente pregunta de investigación: ¿de qué manera la relación tutora, entendida como núcleo pedagógico del modelo comunitario, configura las condiciones de pertinencia y continuidad del aprendizaje en las escuelas comunitarias multigrado del Totonacapan de la Sierra Norte de Puebla? Esta pregunta es el hilo que reaparece en las secciones de resultados, discusión y conclusiones. La relevancia del trabajo es doble. En el plano académico, aporta a un debate poco desarrollado sobre la relación tutora situada en contextos indígenas concretos, más allá de su descripción general. En el plano social, ofrece elementos para pensar la política educativa dirigida a las comunidades más pequeñas de la Sierra Norte, cuya población tiene el mismo derecho a una educación pertinente y sostenida que la de las cabeceras municipales.</w:t>
       </w:r>
     </w:p>
     <w:p>
@@ -281,25 +263,7 @@
         <w:jc w:val="both"/>
       </w:pPr>
       <w:r>
-        <w:t xml:space="preserve">La investigación se desarrolla desde un </w:t>
-      </w:r>
-      <w:r>
-        <w:rPr>
-          <w:b/>
-        </w:rPr>
-        <w:t xml:space="preserve">enfoque cualitativo</w:t>
-      </w:r>
-      <w:r>
-        <w:t xml:space="preserve">, coherente con una pregunta orientada a comprender cómo un dispositivo pedagógico configura condiciones de pertinencia y continuidad, y no a medir la magnitud de un efecto. El diseño es un </w:t>
-      </w:r>
-      <w:r>
-        <w:rPr>
-          <w:b/>
-        </w:rPr>
-        <w:t xml:space="preserve">estudio de caso instrumental de tipo documental</w:t>
-      </w:r>
-      <w:r>
-        <w:t xml:space="preserve">: el caso, las escuelas comunitarias multigrado del Totonacapan de la Sierra Norte de Puebla, se examina no por sí mismo, sino como vía para iluminar el funcionamiento de la relación tutora en contextos indígenas de alta marginación. No se recolectan datos primarios de campo; el estudio se apoya en el análisis interpretativo de fuentes documentales y sitúa sus hallazgos como ilustrativos, no como generalizaciones estadísticas.</w:t>
+        <w:t xml:space="preserve">La investigación se desarrolla desde un enfoque cualitativo, coherente con una pregunta orientada a comprender cómo un dispositivo pedagógico configura condiciones de pertinencia y continuidad, y no a medir la magnitud de un efecto. El diseño es un estudio de caso instrumental de tipo documental: el caso, las escuelas comunitarias multigrado del Totonacapan de la Sierra Norte de Puebla, se examina no por sí mismo, sino como vía para iluminar el funcionamiento de la relación tutora en contextos indígenas de alta marginación. No se recolectan datos primarios de campo; el estudio se apoya en el análisis interpretativo de fuentes documentales y sitúa sus hallazgos como ilustrativos, no como generalizaciones estadísticas.</w:t>
       </w:r>
     </w:p>
     <w:p>
@@ -315,16 +279,7 @@
         <w:jc w:val="both"/>
       </w:pPr>
       <w:r>
-        <w:t xml:space="preserve">El corpus está integrado por </w:t>
-      </w:r>
-      <w:r>
-        <w:rPr>
-          <w:b/>
-        </w:rPr>
-        <w:t xml:space="preserve">trece fuentes documentales</w:t>
-      </w:r>
-      <w:r>
-        <w:t xml:space="preserve"> seleccionadas mediante búsqueda en repositorios académicos abiertos (SciELO, Redalyc, Dialnet y revistas institucionales) y en los portales oficiales del CONAFE y de los organismos de evaluación educativa. Los criterios de inclusión fueron: a) abordar la relación tutora, el modelo comunitario del CONAFE, la educación multigrado o la educación indígena y comunitaria; b) referirse a México y, de manera preferente, a la Sierra Norte de Puebla o a regiones comparables; y c) estar disponibles en texto completo con referencia verificable. La Tabla 1 presenta la composición del corpus por tipo de fuente y la Figura 1 la representa gráficamente.</w:t>
+        <w:t xml:space="preserve">El corpus está integrado por trece fuentes documentales seleccionadas mediante búsqueda en repositorios académicos abiertos (SciELO, Redalyc, Dialnet y revistas institucionales) y en los portales oficiales del CONAFE y de los organismos de evaluación educativa. Los criterios de inclusión fueron: a) abordar la relación tutora, el modelo comunitario del CONAFE, la educación multigrado o la educación indígena y comunitaria; b) referirse a México y, de manera preferente, a la Sierra Norte de Puebla o a regiones comparables; y c) estar disponibles en texto completo con referencia verificable. La Tabla 1 presenta la composición del corpus por tipo de fuente y la Figura 1 la representa gráficamente.</w:t>
       </w:r>
     </w:p>
     <w:p>
@@ -645,101 +600,47 @@
         <w:jc w:val="both"/>
       </w:pPr>
       <w:r>
-        <w:t xml:space="preserve">El análisis fue </w:t>
-      </w:r>
-      <w:r>
-        <w:rPr>
-          <w:b/>
-        </w:rPr>
-        <w:t xml:space="preserve">temático de contenido</w:t>
-      </w:r>
-      <w:r>
-        <w:t xml:space="preserve">, de tipo categorial y deductivo-inductivo. Se partió de cuatro categorías derivadas del marco teórico, abiertas a subcategorías emergentes durante la lectura:</w:t>
-      </w:r>
-    </w:p>
-    <w:p>
-      <w:pPr>
-        <w:jc w:val="both"/>
-      </w:pPr>
-      <w:r>
-        <w:t xml:space="preserve">1. </w:t>
-      </w:r>
-      <w:r>
-        <w:rPr>
-          <w:b/>
-        </w:rPr>
-        <w:t xml:space="preserve">Estructura y operación de la relación tutora</w:t>
-      </w:r>
-      <w:r>
-        <w:t xml:space="preserve">: la díada tutor-aprendiz, el trabajo a partir de temas dominados, la demostración pública y la tutoría entre pares.</w:t>
-      </w:r>
-    </w:p>
-    <w:p>
-      <w:pPr>
-        <w:jc w:val="both"/>
-      </w:pPr>
-      <w:r>
-        <w:t xml:space="preserve">2. </w:t>
-      </w:r>
-      <w:r>
-        <w:rPr>
-          <w:b/>
-        </w:rPr>
-        <w:t xml:space="preserve">Condiciones institucionales del liderazgo educativo comunitario (LEC)</w:t>
-      </w:r>
-      <w:r>
-        <w:t xml:space="preserve">: perfil de ingreso, formación inicial, duración del servicio, rotación y acompañamiento por parte de las figuras de apoyo.</w:t>
-      </w:r>
-    </w:p>
-    <w:p>
-      <w:pPr>
-        <w:jc w:val="both"/>
-      </w:pPr>
-      <w:r>
-        <w:t xml:space="preserve">3. </w:t>
-      </w:r>
-      <w:r>
-        <w:rPr>
-          <w:b/>
-        </w:rPr>
-        <w:t xml:space="preserve">Pertinencia cultural y lingüística</w:t>
-      </w:r>
-      <w:r>
-        <w:t xml:space="preserve">: uso de la lengua materna, articulación con los saberes comunitarios y con las formas locales de transmisión del conocimiento.</w:t>
-      </w:r>
-    </w:p>
-    <w:p>
-      <w:pPr>
-        <w:jc w:val="both"/>
-      </w:pPr>
-      <w:r>
-        <w:t xml:space="preserve">4. </w:t>
-      </w:r>
-      <w:r>
-        <w:rPr>
-          <w:b/>
-        </w:rPr>
-        <w:t xml:space="preserve">Continuidad de la trayectoria de aprendizaje</w:t>
-      </w:r>
-      <w:r>
-        <w:t xml:space="preserve">: sostenimiento del aprendizaje entre ciclos, organización multigrado y vínculo entre la escuela y la comunidad.</w:t>
-      </w:r>
-    </w:p>
-    <w:p>
-      <w:pPr>
-        <w:jc w:val="both"/>
-      </w:pPr>
-      <w:r>
-        <w:t xml:space="preserve">El procedimiento comprendió tres fases: lectura y codificación de cada documento por categoría; construcción de matrices comparativas para identificar convergencias y contrastes; y triangulación entre las fuentes académicas, los informes de evaluación y los documentos institucionales. Las cifras y los nombres de servicios y localidades que aparecen en la sección de resultados son </w:t>
-      </w:r>
-      <w:r>
-        <w:rPr>
-          <w:b/>
-        </w:rPr>
-        <w:t xml:space="preserve">datos ilustrativos con fines académicos</w:t>
-      </w:r>
-      <w:r>
-        <w:t xml:space="preserve">, construidos para exponer de forma sintética patrones documentados en la literatura; no constituyen estadísticas oficiales atribuidas a la región.</w:t>
+        <w:t xml:space="preserve">El análisis fue temático de contenido, de tipo categorial y deductivo-inductivo. Se partió de cuatro categorías derivadas del marco teórico, abiertas a subcategorías emergentes durante la lectura:</w:t>
+      </w:r>
+    </w:p>
+    <w:p>
+      <w:pPr>
+        <w:jc w:val="both"/>
+      </w:pPr>
+      <w:r>
+        <w:t xml:space="preserve">1. Estructura y operación de la relación tutora: la díada tutor-aprendiz, el trabajo a partir de temas dominados, la demostración pública y la tutoría entre pares.</w:t>
+      </w:r>
+    </w:p>
+    <w:p>
+      <w:pPr>
+        <w:jc w:val="both"/>
+      </w:pPr>
+      <w:r>
+        <w:t xml:space="preserve">2. Condiciones institucionales del liderazgo educativo comunitario (LEC): perfil de ingreso, formación inicial, duración del servicio, rotación y acompañamiento por parte de las figuras de apoyo.</w:t>
+      </w:r>
+    </w:p>
+    <w:p>
+      <w:pPr>
+        <w:jc w:val="both"/>
+      </w:pPr>
+      <w:r>
+        <w:t xml:space="preserve">3. Pertinencia cultural y lingüística: uso de la lengua materna, articulación con los saberes comunitarios y con las formas locales de transmisión del conocimiento.</w:t>
+      </w:r>
+    </w:p>
+    <w:p>
+      <w:pPr>
+        <w:jc w:val="both"/>
+      </w:pPr>
+      <w:r>
+        <w:t xml:space="preserve">4. Continuidad de la trayectoria de aprendizaje: sostenimiento del aprendizaje entre ciclos, organización multigrado y vínculo entre la escuela y la comunidad.</w:t>
+      </w:r>
+    </w:p>
+    <w:p>
+      <w:pPr>
+        <w:jc w:val="both"/>
+      </w:pPr>
+      <w:r>
+        <w:t xml:space="preserve">El procedimiento comprendió tres fases: lectura y codificación de cada documento por categoría; construcción de matrices comparativas para identificar convergencias y contrastes; y triangulación entre las fuentes académicas, los informes de evaluación y los documentos institucionales. Las cifras y los nombres de servicios y localidades que aparecen en la sección de resultados son datos ilustrativos con fines académicos, construidos para exponer de forma sintética patrones documentados en la literatura; no constituyen estadísticas oficiales atribuidas a la región.</w:t>
       </w:r>
     </w:p>
     <w:p>
@@ -1612,16 +1513,7 @@
         <w:jc w:val="both"/>
       </w:pPr>
       <w:r>
-        <w:t xml:space="preserve">El rasgo que el análisis identifica como más crítico para la pregunta de investigación es la </w:t>
-      </w:r>
-      <w:r>
-        <w:rPr>
-          <w:b/>
-        </w:rPr>
-        <w:t xml:space="preserve">rotación anual</w:t>
-      </w:r>
-      <w:r>
-        <w:t xml:space="preserve">. En los servicios ilustrativos de la Tabla 2, el LEC cambió en dos o tres ocasiones en un lapso de tres años. Dado que la relación tutora se construye sobre la confianza y sobre el conocimiento mutuo entre tutor y aprendices, y sobre el vínculo del LEC con las familias y con la lengua de la comunidad, cada relevo reinicia buena parte de ese proceso. La continuidad del método queda así sujeta a la memoria de los propios estudiantes que ya han sido tutores y a la disposición de la comunidad para sostener la escuela, más que a la institución.</w:t>
+        <w:t xml:space="preserve">El rasgo que el análisis identifica como más crítico para la pregunta de investigación es la rotación anual. En los servicios ilustrativos de la Tabla 2, el LEC cambió en dos o tres ocasiones en un lapso de tres años. Dado que la relación tutora se construye sobre la confianza y sobre el conocimiento mutuo entre tutor y aprendices, y sobre el vínculo del LEC con las familias y con la lengua de la comunidad, cada relevo reinicia buena parte de ese proceso. La continuidad del método queda así sujeta a la memoria de los propios estudiantes que ya han sido tutores y a la disposición de la comunidad para sostener la escuela, más que a la institución.</w:t>
       </w:r>
     </w:p>
     <w:p>
@@ -1822,67 +1714,31 @@
         <w:jc w:val="both"/>
       </w:pPr>
       <w:r>
-        <w:t xml:space="preserve">1. </w:t>
-      </w:r>
-      <w:r>
-        <w:rPr>
-          <w:b/>
-        </w:rPr>
-        <w:t xml:space="preserve">Estudio etnográfico longitudinal en escuelas comunitarias del Totonacapan.</w:t>
-      </w:r>
-      <w:r>
-        <w:t xml:space="preserve"> Documentar, durante al menos dos ciclos escolares y con observación de aula, cómo opera realmente la relación tutora en servicios concretos de municipios como Olintla, Zapotitlán de Méndez o Tlaola, con atención a los momentos de relevo del LEC, para contrastar empíricamente los patrones que este trabajo derivó de fuentes documentales.</w:t>
-      </w:r>
-    </w:p>
-    <w:p>
-      <w:pPr>
-        <w:jc w:val="both"/>
-      </w:pPr>
-      <w:r>
-        <w:t xml:space="preserve">2. </w:t>
-      </w:r>
-      <w:r>
-        <w:rPr>
-          <w:b/>
-        </w:rPr>
-        <w:t xml:space="preserve">Investigación sobre la relación tutora en lengua totonaca y náhuatl.</w:t>
-      </w:r>
-      <w:r>
-        <w:t xml:space="preserve"> Analizar, con participación de hablantes y de portadores de saberes locales, de qué modo el diálogo tutor puede desarrollarse en lengua materna y articularse con las secuencias propias de adquisición del conocimiento descritas para la región, y qué materiales se requieren para ello.</w:t>
-      </w:r>
-    </w:p>
-    <w:p>
-      <w:pPr>
-        <w:jc w:val="both"/>
-      </w:pPr>
-      <w:r>
-        <w:t xml:space="preserve">3. </w:t>
-      </w:r>
-      <w:r>
-        <w:rPr>
-          <w:b/>
-        </w:rPr>
-        <w:t xml:space="preserve">Evaluación de estrategias para reducir la rotación del LEC.</w:t>
-      </w:r>
-      <w:r>
-        <w:t xml:space="preserve"> Estudiar experiencias o pilotos que amplíen la permanencia de la figura educativa en un mismo servicio, o que aseguren la transferencia del método entre un LEC y su relevo, y medir su efecto sobre la continuidad del aprendizaje y sobre los tránsitos entre niveles.</w:t>
-      </w:r>
-    </w:p>
-    <w:p>
-      <w:pPr>
-        <w:jc w:val="both"/>
-      </w:pPr>
-      <w:r>
-        <w:t xml:space="preserve">4. </w:t>
-      </w:r>
-      <w:r>
-        <w:rPr>
-          <w:b/>
-        </w:rPr>
-        <w:t xml:space="preserve">Análisis del acompañamiento de las figuras de apoyo.</w:t>
-      </w:r>
-      <w:r>
-        <w:t xml:space="preserve"> Investigar cómo se ejerce en la práctica el acompañamiento a los LEC en la Sierra Norte, qué obstáculos geográficos y administrativos enfrenta y qué modelos de tutoría a la figura educativa resultan más pertinentes para el contexto serrano.</w:t>
+        <w:t xml:space="preserve">1. Estudio etnográfico longitudinal en escuelas comunitarias del Totonacapan. Documentar, durante al menos dos ciclos escolares y con observación de aula, cómo opera realmente la relación tutora en servicios concretos de municipios como Olintla, Zapotitlán de Méndez o Tlaola, con atención a los momentos de relevo del LEC, para contrastar empíricamente los patrones que este trabajo derivó de fuentes documentales.</w:t>
+      </w:r>
+    </w:p>
+    <w:p>
+      <w:pPr>
+        <w:jc w:val="both"/>
+      </w:pPr>
+      <w:r>
+        <w:t xml:space="preserve">2. Investigación sobre la relación tutora en lengua totonaca y náhuatl. Analizar, con participación de hablantes y de portadores de saberes locales, de qué modo el diálogo tutor puede desarrollarse en lengua materna y articularse con las secuencias propias de adquisición del conocimiento descritas para la región, y qué materiales se requieren para ello.</w:t>
+      </w:r>
+    </w:p>
+    <w:p>
+      <w:pPr>
+        <w:jc w:val="both"/>
+      </w:pPr>
+      <w:r>
+        <w:t xml:space="preserve">3. Evaluación de estrategias para reducir la rotación del LEC. Estudiar experiencias o pilotos que amplíen la permanencia de la figura educativa en un mismo servicio, o que aseguren la transferencia del método entre un LEC y su relevo, y medir su efecto sobre la continuidad del aprendizaje y sobre los tránsitos entre niveles.</w:t>
+      </w:r>
+    </w:p>
+    <w:p>
+      <w:pPr>
+        <w:jc w:val="both"/>
+      </w:pPr>
+      <w:r>
+        <w:t xml:space="preserve">4. Análisis del acompañamiento de las figuras de apoyo. Investigar cómo se ejerce en la práctica el acompañamiento a los LEC en la Sierra Norte, qué obstáculos geográficos y administrativos enfrenta y qué modelos de tutoría a la figura educativa resultan más pertinentes para el contexto serrano.</w:t>
       </w:r>
     </w:p>
     <w:p>
